--- a/assets/PlantillaUnoColumnas.docx
+++ b/assets/PlantillaUnoColumnas.docx
@@ -346,23 +346,7 @@
           <w:bCs/>
           <w:lang w:val="es-ES"/>
         </w:rPr>
-        <w:t>{idioma} – {nivel}</w:t>
-      </w:r>
-      <w:r>
-        <w:rPr>
-          <w:b/>
-          <w:bCs/>
-          <w:lang w:val="es-ES"/>
-        </w:rPr>
-        <w:t xml:space="preserve"> </w:t>
-      </w:r>
-      <w:r>
-        <w:rPr>
-          <w:b/>
-          <w:bCs/>
-          <w:lang w:val="es-ES"/>
-        </w:rPr>
-        <w:t>{/</w:t>
+        <w:t>{idioma} {/</w:t>
       </w:r>
       <w:proofErr w:type="spellStart"/>
       <w:r>

--- a/assets/PlantillaUnoColumnas.docx
+++ b/assets/PlantillaUnoColumnas.docx
@@ -1044,7 +1044,7 @@
     </w:tbl>
     <w:p>
       <w:pPr>
-        <w:spacing w:before="240" w:after="0"/>
+        <w:spacing w:after="0"/>
         <w:rPr>
           <w:b/>
           <w:bCs/>
@@ -1052,18 +1052,31 @@
           <w:lang w:val="es-ES"/>
         </w:rPr>
       </w:pPr>
-      <w:r>
+    </w:p>
+    <w:p>
+      <w:pPr>
+        <w:keepNext/>
+        <w:spacing w:after="0"/>
         <w:rPr>
           <w:b/>
           <w:bCs/>
           <w:color w:val="0070C0"/>
           <w:lang w:val="es-ES"/>
         </w:rPr>
+      </w:pPr>
+      <w:r>
+        <w:rPr>
+          <w:b/>
+          <w:bCs/>
+          <w:color w:val="0070C0"/>
+          <w:lang w:val="es-ES"/>
+        </w:rPr>
         <w:t>EXPERIENCIA LABORAL</w:t>
       </w:r>
     </w:p>
     <w:p>
       <w:pPr>
+        <w:keepNext/>
         <w:spacing w:after="0"/>
         <w:rPr>
           <w:b/>
@@ -1083,6 +1096,7 @@
     </w:p>
     <w:p>
       <w:pPr>
+        <w:keepNext/>
         <w:spacing w:after="0"/>
         <w:jc w:val="both"/>
       </w:pPr>
@@ -1104,6 +1118,7 @@
     </w:p>
     <w:p>
       <w:pPr>
+        <w:keepNext/>
         <w:spacing w:after="0"/>
         <w:jc w:val="both"/>
         <w:rPr>
@@ -1310,6 +1325,7 @@
     </w:p>
     <w:p>
       <w:pPr>
+        <w:keepNext/>
         <w:spacing w:after="0"/>
         <w:rPr>
           <w:b/>
@@ -1330,6 +1346,7 @@
     </w:p>
     <w:p>
       <w:pPr>
+        <w:keepNext/>
         <w:spacing w:after="0"/>
         <w:rPr>
           <w:b/>
@@ -1516,6 +1533,7 @@
     </w:p>
     <w:p>
       <w:pPr>
+        <w:keepNext/>
         <w:spacing w:after="0"/>
         <w:rPr>
           <w:b/>
@@ -1536,6 +1554,7 @@
     </w:p>
     <w:p>
       <w:pPr>
+        <w:keepNext/>
         <w:spacing w:after="0"/>
         <w:rPr>
           <w:b/>

--- a/assets/PlantillaUnoColumnas.docx
+++ b/assets/PlantillaUnoColumnas.docx
@@ -1325,7 +1325,6 @@
     </w:p>
     <w:p>
       <w:pPr>
-        <w:keepNext/>
         <w:spacing w:after="0"/>
         <w:rPr>
           <w:b/>
@@ -1346,7 +1345,6 @@
     </w:p>
     <w:p>
       <w:pPr>
-        <w:keepNext/>
         <w:spacing w:after="0"/>
         <w:rPr>
           <w:b/>
@@ -1533,7 +1531,6 @@
     </w:p>
     <w:p>
       <w:pPr>
-        <w:keepNext/>
         <w:spacing w:after="0"/>
         <w:rPr>
           <w:b/>
@@ -1554,7 +1551,6 @@
     </w:p>
     <w:p>
       <w:pPr>
-        <w:keepNext/>
         <w:spacing w:after="0"/>
         <w:rPr>
           <w:b/>
